--- a/tillsyn/A 28856-2025 tillsynsbegäran.docx
+++ b/tillsyn/A 28856-2025 tillsynsbegäran.docx
@@ -760,7 +760,7 @@
     <w:r>
       <w:tab/>
       <w:tab/>
-      <w:t>2026-03-01</w:t>
+      <w:t>2026-03-02</w:t>
       <w:br/>
       <w:br/>
     </w:r>

--- a/tillsyn/A 28856-2025 tillsynsbegäran.docx
+++ b/tillsyn/A 28856-2025 tillsynsbegäran.docx
@@ -153,7 +153,7 @@
         <w:rPr>
           <w:i/>
         </w:rPr>
-        <w:t xml:space="preserve"> 9070 Trädklädd betesmark </w:t>
+        <w:t xml:space="preserve"> 9070 Trädklädd betesmark</w:t>
       </w:r>
       <w:r>
         <w:t xml:space="preserve"> (SLU Artdatabanken, 2024).</w:t>
@@ -760,7 +760,7 @@
     <w:r>
       <w:tab/>
       <w:tab/>
-      <w:t>2026-03-02</w:t>
+      <w:t>2026-03-03</w:t>
       <w:br/>
       <w:br/>
     </w:r>

--- a/tillsyn/A 28856-2025 tillsynsbegäran.docx
+++ b/tillsyn/A 28856-2025 tillsynsbegäran.docx
@@ -760,7 +760,7 @@
     <w:r>
       <w:tab/>
       <w:tab/>
-      <w:t>2026-03-03</w:t>
+      <w:t>2026-03-04</w:t>
       <w:br/>
       <w:br/>
     </w:r>

--- a/tillsyn/A 28856-2025 tillsynsbegäran.docx
+++ b/tillsyn/A 28856-2025 tillsynsbegäran.docx
@@ -760,7 +760,7 @@
     <w:r>
       <w:tab/>
       <w:tab/>
-      <w:t>2026-03-04</w:t>
+      <w:t>2026-03-05</w:t>
       <w:br/>
       <w:br/>
     </w:r>

--- a/tillsyn/A 28856-2025 tillsynsbegäran.docx
+++ b/tillsyn/A 28856-2025 tillsynsbegäran.docx
@@ -760,7 +760,7 @@
     <w:r>
       <w:tab/>
       <w:tab/>
-      <w:t>2026-03-05</w:t>
+      <w:t>2026-03-06</w:t>
       <w:br/>
       <w:br/>
     </w:r>
